--- a/Практика M.docx
+++ b/Практика M.docx
@@ -2923,7 +2923,7 @@
       </w:r>
       <w:r>
         <w:rPr>
-          <w:rStyle w:val="Style15"/>
+          <w:rStyle w:val="user"/>
           <w:rFonts w:ascii="Times New Roman" w:hAnsi="Times New Roman"/>
           <w:b w:val="false"/>
           <w:i w:val="false"/>
@@ -2965,7 +2965,7 @@
       </w:r>
       <w:r>
         <w:rPr>
-          <w:rStyle w:val="Style15"/>
+          <w:rStyle w:val="user"/>
           <w:rFonts w:ascii="Times New Roman" w:hAnsi="Times New Roman"/>
           <w:b w:val="false"/>
           <w:i w:val="false"/>
@@ -3058,12 +3058,12 @@
           <w:bottom w:w="0" w:type="dxa"/>
           <w:end w:w="108" w:type="dxa"/>
         </w:tblCellMar>
-        <w:tblLook w:firstRow="1" w:noVBand="1" w:lastRow="0" w:firstColumn="1" w:lastColumn="0" w:noHBand="0" w:val="04a0"/>
+        <w:tblLook w:val="04a0" w:firstRow="1" w:noVBand="1" w:lastRow="0" w:firstColumn="1" w:lastColumn="0" w:noHBand="0"/>
       </w:tblPr>
       <w:tblGrid>
         <w:gridCol w:w="1384"/>
-        <w:gridCol w:w="2976"/>
-        <w:gridCol w:w="5387"/>
+        <w:gridCol w:w="2975"/>
+        <w:gridCol w:w="5388"/>
       </w:tblGrid>
       <w:tr>
         <w:trPr/>
@@ -3076,6 +3076,7 @@
             <w:pPr>
               <w:pStyle w:val="Normal"/>
               <w:widowControl/>
+              <w:suppressAutoHyphens w:val="true"/>
               <w:spacing w:lineRule="auto" w:line="360" w:before="0" w:after="0"/>
               <w:jc w:val="center"/>
               <w:rPr>
@@ -3108,13 +3109,14 @@
         </w:tc>
         <w:tc>
           <w:tcPr>
-            <w:tcW w:w="2976" w:type="dxa"/>
+            <w:tcW w:w="2975" w:type="dxa"/>
             <w:tcBorders/>
           </w:tcPr>
           <w:p>
             <w:pPr>
               <w:pStyle w:val="Normal"/>
               <w:widowControl/>
+              <w:suppressAutoHyphens w:val="true"/>
               <w:spacing w:lineRule="auto" w:line="360" w:before="0" w:after="0"/>
               <w:jc w:val="center"/>
               <w:rPr>
@@ -3148,13 +3150,14 @@
         </w:tc>
         <w:tc>
           <w:tcPr>
-            <w:tcW w:w="5387" w:type="dxa"/>
+            <w:tcW w:w="5388" w:type="dxa"/>
             <w:tcBorders/>
           </w:tcPr>
           <w:p>
             <w:pPr>
               <w:pStyle w:val="Normal"/>
               <w:widowControl/>
+              <w:suppressAutoHyphens w:val="true"/>
               <w:spacing w:lineRule="auto" w:line="360" w:before="0" w:after="0"/>
               <w:jc w:val="center"/>
               <w:rPr>
@@ -3187,6 +3190,7 @@
             <w:pPr>
               <w:pStyle w:val="Normal"/>
               <w:widowControl/>
+              <w:suppressAutoHyphens w:val="true"/>
               <w:spacing w:lineRule="auto" w:line="360" w:before="0" w:after="0"/>
               <w:jc w:val="center"/>
               <w:rPr>
@@ -3209,13 +3213,14 @@
         </w:tc>
         <w:tc>
           <w:tcPr>
-            <w:tcW w:w="2976" w:type="dxa"/>
+            <w:tcW w:w="2975" w:type="dxa"/>
             <w:tcBorders/>
           </w:tcPr>
           <w:p>
             <w:pPr>
               <w:pStyle w:val="Normal"/>
               <w:widowControl/>
+              <w:suppressAutoHyphens w:val="true"/>
               <w:spacing w:lineRule="auto" w:line="360" w:before="0" w:after="0"/>
               <w:jc w:val="center"/>
               <w:rPr>
@@ -3238,13 +3243,14 @@
         </w:tc>
         <w:tc>
           <w:tcPr>
-            <w:tcW w:w="5387" w:type="dxa"/>
+            <w:tcW w:w="5388" w:type="dxa"/>
             <w:tcBorders/>
           </w:tcPr>
           <w:p>
             <w:pPr>
               <w:pStyle w:val="Normal"/>
               <w:widowControl/>
+              <w:suppressAutoHyphens w:val="true"/>
               <w:spacing w:lineRule="auto" w:line="360" w:before="0" w:after="0"/>
               <w:jc w:val="center"/>
               <w:rPr>
@@ -3277,6 +3283,7 @@
             <w:pPr>
               <w:pStyle w:val="Normal"/>
               <w:widowControl/>
+              <w:suppressAutoHyphens w:val="true"/>
               <w:spacing w:lineRule="auto" w:line="360" w:before="0" w:after="0"/>
               <w:jc w:val="center"/>
               <w:rPr>
@@ -3299,13 +3306,14 @@
         </w:tc>
         <w:tc>
           <w:tcPr>
-            <w:tcW w:w="2976" w:type="dxa"/>
+            <w:tcW w:w="2975" w:type="dxa"/>
             <w:tcBorders/>
           </w:tcPr>
           <w:p>
             <w:pPr>
               <w:pStyle w:val="Normal"/>
               <w:widowControl/>
+              <w:suppressAutoHyphens w:val="true"/>
               <w:spacing w:lineRule="auto" w:line="360" w:before="0" w:after="0"/>
               <w:jc w:val="center"/>
               <w:rPr>
@@ -3328,13 +3336,14 @@
         </w:tc>
         <w:tc>
           <w:tcPr>
-            <w:tcW w:w="5387" w:type="dxa"/>
+            <w:tcW w:w="5388" w:type="dxa"/>
             <w:tcBorders/>
           </w:tcPr>
           <w:p>
             <w:pPr>
               <w:pStyle w:val="Normal"/>
               <w:widowControl/>
+              <w:suppressAutoHyphens w:val="true"/>
               <w:spacing w:lineRule="auto" w:line="360" w:before="0" w:after="0"/>
               <w:jc w:val="center"/>
               <w:rPr>
@@ -3367,6 +3376,7 @@
             <w:pPr>
               <w:pStyle w:val="Normal"/>
               <w:widowControl/>
+              <w:suppressAutoHyphens w:val="true"/>
               <w:spacing w:lineRule="auto" w:line="360" w:before="0" w:after="0"/>
               <w:jc w:val="center"/>
               <w:rPr>
@@ -3389,13 +3399,14 @@
         </w:tc>
         <w:tc>
           <w:tcPr>
-            <w:tcW w:w="2976" w:type="dxa"/>
+            <w:tcW w:w="2975" w:type="dxa"/>
             <w:tcBorders/>
           </w:tcPr>
           <w:p>
             <w:pPr>
               <w:pStyle w:val="Normal"/>
               <w:widowControl/>
+              <w:suppressAutoHyphens w:val="true"/>
               <w:spacing w:lineRule="auto" w:line="360" w:before="0" w:after="0"/>
               <w:jc w:val="center"/>
               <w:rPr>
@@ -3418,13 +3429,14 @@
         </w:tc>
         <w:tc>
           <w:tcPr>
-            <w:tcW w:w="5387" w:type="dxa"/>
+            <w:tcW w:w="5388" w:type="dxa"/>
             <w:tcBorders/>
           </w:tcPr>
           <w:p>
             <w:pPr>
               <w:pStyle w:val="Normal"/>
               <w:widowControl/>
+              <w:suppressAutoHyphens w:val="true"/>
               <w:spacing w:lineRule="auto" w:line="360" w:before="0" w:after="0"/>
               <w:jc w:val="center"/>
               <w:rPr>
@@ -3457,6 +3469,7 @@
             <w:pPr>
               <w:pStyle w:val="Normal"/>
               <w:widowControl/>
+              <w:suppressAutoHyphens w:val="true"/>
               <w:spacing w:lineRule="auto" w:line="360" w:before="0" w:after="0"/>
               <w:jc w:val="center"/>
               <w:rPr>
@@ -3479,13 +3492,14 @@
         </w:tc>
         <w:tc>
           <w:tcPr>
-            <w:tcW w:w="2976" w:type="dxa"/>
+            <w:tcW w:w="2975" w:type="dxa"/>
             <w:tcBorders/>
           </w:tcPr>
           <w:p>
             <w:pPr>
               <w:pStyle w:val="Normal"/>
               <w:widowControl/>
+              <w:suppressAutoHyphens w:val="true"/>
               <w:spacing w:lineRule="auto" w:line="360" w:before="0" w:after="0"/>
               <w:jc w:val="center"/>
               <w:rPr>
@@ -3508,13 +3522,14 @@
         </w:tc>
         <w:tc>
           <w:tcPr>
-            <w:tcW w:w="5387" w:type="dxa"/>
+            <w:tcW w:w="5388" w:type="dxa"/>
             <w:tcBorders/>
           </w:tcPr>
           <w:p>
             <w:pPr>
               <w:pStyle w:val="Normal"/>
               <w:widowControl/>
+              <w:suppressAutoHyphens w:val="true"/>
               <w:spacing w:lineRule="auto" w:line="360" w:before="0" w:after="0"/>
               <w:jc w:val="center"/>
               <w:rPr>
@@ -3547,6 +3562,7 @@
             <w:pPr>
               <w:pStyle w:val="Normal"/>
               <w:widowControl/>
+              <w:suppressAutoHyphens w:val="true"/>
               <w:spacing w:lineRule="auto" w:line="360" w:before="0" w:after="0"/>
               <w:jc w:val="center"/>
               <w:rPr>
@@ -3569,13 +3585,14 @@
         </w:tc>
         <w:tc>
           <w:tcPr>
-            <w:tcW w:w="2976" w:type="dxa"/>
+            <w:tcW w:w="2975" w:type="dxa"/>
             <w:tcBorders/>
           </w:tcPr>
           <w:p>
             <w:pPr>
               <w:pStyle w:val="Normal"/>
               <w:widowControl/>
+              <w:suppressAutoHyphens w:val="true"/>
               <w:spacing w:lineRule="auto" w:line="360" w:before="0" w:after="0"/>
               <w:jc w:val="center"/>
               <w:rPr>
@@ -3598,13 +3615,14 @@
         </w:tc>
         <w:tc>
           <w:tcPr>
-            <w:tcW w:w="5387" w:type="dxa"/>
+            <w:tcW w:w="5388" w:type="dxa"/>
             <w:tcBorders/>
           </w:tcPr>
           <w:p>
             <w:pPr>
               <w:pStyle w:val="Normal"/>
               <w:widowControl/>
+              <w:suppressAutoHyphens w:val="true"/>
               <w:spacing w:lineRule="auto" w:line="360" w:before="0" w:after="0"/>
               <w:jc w:val="center"/>
               <w:rPr>
@@ -3637,6 +3655,7 @@
             <w:pPr>
               <w:pStyle w:val="Normal"/>
               <w:widowControl/>
+              <w:suppressAutoHyphens w:val="true"/>
               <w:spacing w:lineRule="auto" w:line="360" w:before="0" w:after="0"/>
               <w:jc w:val="center"/>
               <w:rPr>
@@ -3659,13 +3678,14 @@
         </w:tc>
         <w:tc>
           <w:tcPr>
-            <w:tcW w:w="2976" w:type="dxa"/>
+            <w:tcW w:w="2975" w:type="dxa"/>
             <w:tcBorders/>
           </w:tcPr>
           <w:p>
             <w:pPr>
               <w:pStyle w:val="Normal"/>
               <w:widowControl/>
+              <w:suppressAutoHyphens w:val="true"/>
               <w:spacing w:lineRule="auto" w:line="360" w:before="0" w:after="0"/>
               <w:jc w:val="center"/>
               <w:rPr>
@@ -3688,13 +3708,14 @@
         </w:tc>
         <w:tc>
           <w:tcPr>
-            <w:tcW w:w="5387" w:type="dxa"/>
+            <w:tcW w:w="5388" w:type="dxa"/>
             <w:tcBorders/>
           </w:tcPr>
           <w:p>
             <w:pPr>
               <w:pStyle w:val="Normal"/>
               <w:widowControl/>
+              <w:suppressAutoHyphens w:val="true"/>
               <w:spacing w:lineRule="auto" w:line="360" w:before="0" w:after="0"/>
               <w:jc w:val="center"/>
               <w:rPr>
@@ -3727,6 +3748,7 @@
             <w:pPr>
               <w:pStyle w:val="Normal"/>
               <w:widowControl/>
+              <w:suppressAutoHyphens w:val="true"/>
               <w:spacing w:lineRule="auto" w:line="360" w:before="0" w:after="0"/>
               <w:jc w:val="center"/>
               <w:rPr>
@@ -3749,13 +3771,14 @@
         </w:tc>
         <w:tc>
           <w:tcPr>
-            <w:tcW w:w="2976" w:type="dxa"/>
+            <w:tcW w:w="2975" w:type="dxa"/>
             <w:tcBorders/>
           </w:tcPr>
           <w:p>
             <w:pPr>
               <w:pStyle w:val="Normal"/>
               <w:widowControl/>
+              <w:suppressAutoHyphens w:val="true"/>
               <w:spacing w:lineRule="auto" w:line="360" w:before="0" w:after="0"/>
               <w:jc w:val="center"/>
               <w:rPr>
@@ -3778,13 +3801,14 @@
         </w:tc>
         <w:tc>
           <w:tcPr>
-            <w:tcW w:w="5387" w:type="dxa"/>
+            <w:tcW w:w="5388" w:type="dxa"/>
             <w:tcBorders/>
           </w:tcPr>
           <w:p>
             <w:pPr>
               <w:pStyle w:val="Normal"/>
               <w:widowControl/>
+              <w:suppressAutoHyphens w:val="true"/>
               <w:spacing w:lineRule="auto" w:line="360" w:before="0" w:after="0"/>
               <w:jc w:val="center"/>
               <w:rPr>
@@ -4273,17 +4297,1878 @@
         <w:jc w:val="both"/>
         <w:rPr>
           <w:rFonts w:ascii="Times New Roman" w:hAnsi="Times New Roman"/>
-          <w:sz w:val="28"/>
-          <w:szCs w:val="28"/>
-        </w:rPr>
-      </w:pPr>
-      <w:r>
-        <w:rPr>
-          <w:rFonts w:ascii="Times New Roman" w:hAnsi="Times New Roman"/>
-          <w:sz w:val="28"/>
-          <w:szCs w:val="28"/>
-        </w:rPr>
-        <w:t>6 Приложение А</w:t>
+          <w:b/>
+          <w:bCs/>
+          <w:sz w:val="28"/>
+          <w:szCs w:val="28"/>
+          <w:lang w:val="en-US"/>
+        </w:rPr>
+      </w:pPr>
+      <w:r>
+        <w:rPr>
+          <w:rFonts w:ascii="Times New Roman" w:hAnsi="Times New Roman"/>
+          <w:b/>
+          <w:bCs/>
+          <w:sz w:val="28"/>
+          <w:szCs w:val="28"/>
+          <w:lang w:val="en-US"/>
+        </w:rPr>
+        <w:t>6.</w:t>
+      </w:r>
+      <w:r>
+        <w:rPr>
+          <w:rFonts w:ascii="Times New Roman" w:hAnsi="Times New Roman"/>
+          <w:b/>
+          <w:bCs/>
+          <w:sz w:val="28"/>
+          <w:szCs w:val="28"/>
+          <w:lang w:val="en-US"/>
+        </w:rPr>
+        <w:t xml:space="preserve"> </w:t>
+      </w:r>
+      <w:r>
+        <w:rPr>
+          <w:rFonts w:ascii="Times New Roman" w:hAnsi="Times New Roman"/>
+          <w:b/>
+          <w:bCs/>
+          <w:sz w:val="28"/>
+          <w:szCs w:val="28"/>
+        </w:rPr>
+        <w:t>Листинг</w:t>
+      </w:r>
+    </w:p>
+    <w:p>
+      <w:pPr>
+        <w:pStyle w:val="Normal"/>
+        <w:spacing w:lineRule="auto" w:line="360" w:before="0" w:after="0"/>
+        <w:ind w:firstLine="709"/>
+        <w:jc w:val="both"/>
+        <w:rPr>
+          <w:rFonts w:ascii="Times New Roman" w:hAnsi="Times New Roman"/>
+          <w:b/>
+          <w:bCs/>
+          <w:sz w:val="28"/>
+          <w:szCs w:val="28"/>
+          <w:lang w:val="en-US"/>
+        </w:rPr>
+      </w:pPr>
+      <w:r>
+        <w:rPr>
+          <w:rFonts w:ascii="Times New Roman" w:hAnsi="Times New Roman"/>
+          <w:b/>
+          <w:bCs/>
+          <w:sz w:val="28"/>
+          <w:szCs w:val="28"/>
+        </w:rPr>
+      </w:r>
+    </w:p>
+    <w:p>
+      <w:pPr>
+        <w:pStyle w:val="Normal"/>
+        <w:spacing w:lineRule="auto" w:line="360" w:before="0" w:after="0"/>
+        <w:ind w:firstLine="709"/>
+        <w:jc w:val="both"/>
+        <w:rPr>
+          <w:rFonts w:ascii="Consolas" w:hAnsi="Consolas"/>
+          <w:b/>
+          <w:bCs/>
+          <w:lang w:val="en-US"/>
+        </w:rPr>
+      </w:pPr>
+      <w:r>
+        <w:rPr>
+          <w:rFonts w:ascii="Consolas" w:hAnsi="Consolas" w:cs="Tahoma"/>
+          <w:b/>
+          <w:b/>
+          <w:bCs/>
+        </w:rPr>
+        <w:t>﻿</w:t>
+      </w:r>
+      <w:r>
+        <w:rPr>
+          <w:rFonts w:ascii="Consolas" w:hAnsi="Consolas"/>
+          <w:b w:val="false"/>
+          <w:bCs w:val="false"/>
+          <w:lang w:val="en-US"/>
+        </w:rPr>
+        <w:t>#include &lt;stdio.h&gt;</w:t>
+      </w:r>
+    </w:p>
+    <w:p>
+      <w:pPr>
+        <w:pStyle w:val="Normal"/>
+        <w:spacing w:lineRule="auto" w:line="360" w:before="0" w:after="0"/>
+        <w:ind w:firstLine="709"/>
+        <w:jc w:val="both"/>
+        <w:rPr>
+          <w:b w:val="false"/>
+          <w:bCs w:val="false"/>
+        </w:rPr>
+      </w:pPr>
+      <w:r>
+        <w:rPr>
+          <w:rFonts w:ascii="Consolas" w:hAnsi="Consolas"/>
+          <w:b w:val="false"/>
+          <w:bCs w:val="false"/>
+          <w:lang w:val="en-US"/>
+        </w:rPr>
+        <w:t>#include &lt;stdlib.h&gt;</w:t>
+      </w:r>
+    </w:p>
+    <w:p>
+      <w:pPr>
+        <w:pStyle w:val="Normal"/>
+        <w:spacing w:lineRule="auto" w:line="360" w:before="0" w:after="0"/>
+        <w:ind w:firstLine="709"/>
+        <w:jc w:val="both"/>
+        <w:rPr>
+          <w:rFonts w:ascii="Consolas" w:hAnsi="Consolas"/>
+          <w:b w:val="false"/>
+          <w:bCs w:val="false"/>
+          <w:lang w:val="en-US"/>
+        </w:rPr>
+      </w:pPr>
+      <w:r>
+        <w:rPr>
+          <w:rFonts w:ascii="Consolas" w:hAnsi="Consolas"/>
+          <w:b w:val="false"/>
+          <w:bCs w:val="false"/>
+          <w:lang w:val="en-US"/>
+        </w:rPr>
+      </w:r>
+    </w:p>
+    <w:p>
+      <w:pPr>
+        <w:pStyle w:val="Normal"/>
+        <w:spacing w:lineRule="auto" w:line="360" w:before="0" w:after="0"/>
+        <w:ind w:firstLine="709"/>
+        <w:jc w:val="both"/>
+        <w:rPr>
+          <w:b w:val="false"/>
+          <w:bCs w:val="false"/>
+        </w:rPr>
+      </w:pPr>
+      <w:r>
+        <w:rPr>
+          <w:rFonts w:ascii="Consolas" w:hAnsi="Consolas"/>
+          <w:b w:val="false"/>
+          <w:bCs w:val="false"/>
+          <w:lang w:val="en-US"/>
+        </w:rPr>
+        <w:t>void insertionSort(int arr[], int n) {</w:t>
+      </w:r>
+    </w:p>
+    <w:p>
+      <w:pPr>
+        <w:pStyle w:val="Normal"/>
+        <w:spacing w:lineRule="auto" w:line="360" w:before="0" w:after="0"/>
+        <w:ind w:firstLine="709"/>
+        <w:jc w:val="both"/>
+        <w:rPr>
+          <w:b w:val="false"/>
+          <w:bCs w:val="false"/>
+        </w:rPr>
+      </w:pPr>
+      <w:r>
+        <w:rPr>
+          <w:rFonts w:ascii="Consolas" w:hAnsi="Consolas"/>
+          <w:b w:val="false"/>
+          <w:bCs w:val="false"/>
+          <w:lang w:val="en-US"/>
+        </w:rPr>
+        <w:t xml:space="preserve">    </w:t>
+      </w:r>
+      <w:r>
+        <w:rPr>
+          <w:rFonts w:ascii="Consolas" w:hAnsi="Consolas"/>
+          <w:b w:val="false"/>
+          <w:bCs w:val="false"/>
+          <w:lang w:val="en-US"/>
+        </w:rPr>
+        <w:t>int i, key, j;</w:t>
+      </w:r>
+    </w:p>
+    <w:p>
+      <w:pPr>
+        <w:pStyle w:val="Normal"/>
+        <w:spacing w:lineRule="auto" w:line="360" w:before="0" w:after="0"/>
+        <w:ind w:firstLine="709"/>
+        <w:jc w:val="both"/>
+        <w:rPr>
+          <w:rFonts w:ascii="Consolas" w:hAnsi="Consolas"/>
+          <w:b w:val="false"/>
+          <w:bCs w:val="false"/>
+          <w:lang w:val="en-US"/>
+        </w:rPr>
+      </w:pPr>
+      <w:r>
+        <w:rPr>
+          <w:rFonts w:ascii="Consolas" w:hAnsi="Consolas"/>
+          <w:b w:val="false"/>
+          <w:bCs w:val="false"/>
+          <w:lang w:val="en-US"/>
+        </w:rPr>
+      </w:r>
+    </w:p>
+    <w:p>
+      <w:pPr>
+        <w:pStyle w:val="Normal"/>
+        <w:spacing w:lineRule="auto" w:line="360" w:before="0" w:after="0"/>
+        <w:ind w:firstLine="709"/>
+        <w:jc w:val="both"/>
+        <w:rPr>
+          <w:b w:val="false"/>
+          <w:bCs w:val="false"/>
+        </w:rPr>
+      </w:pPr>
+      <w:r>
+        <w:rPr>
+          <w:rFonts w:ascii="Consolas" w:hAnsi="Consolas"/>
+          <w:b w:val="false"/>
+          <w:bCs w:val="false"/>
+          <w:lang w:val="en-US"/>
+        </w:rPr>
+        <w:t xml:space="preserve">    </w:t>
+      </w:r>
+      <w:r>
+        <w:rPr>
+          <w:rFonts w:ascii="Consolas" w:hAnsi="Consolas"/>
+          <w:b w:val="false"/>
+          <w:bCs w:val="false"/>
+          <w:lang w:val="en-US"/>
+        </w:rPr>
+        <w:t>for (i = 1; i &lt; n; i++) {</w:t>
+      </w:r>
+    </w:p>
+    <w:p>
+      <w:pPr>
+        <w:pStyle w:val="Normal"/>
+        <w:spacing w:lineRule="auto" w:line="360" w:before="0" w:after="0"/>
+        <w:ind w:firstLine="709"/>
+        <w:jc w:val="both"/>
+        <w:rPr>
+          <w:b w:val="false"/>
+          <w:bCs w:val="false"/>
+        </w:rPr>
+      </w:pPr>
+      <w:r>
+        <w:rPr>
+          <w:rFonts w:ascii="Consolas" w:hAnsi="Consolas"/>
+          <w:b w:val="false"/>
+          <w:bCs w:val="false"/>
+          <w:lang w:val="en-US"/>
+        </w:rPr>
+        <w:t xml:space="preserve">        </w:t>
+      </w:r>
+      <w:r>
+        <w:rPr>
+          <w:rFonts w:ascii="Consolas" w:hAnsi="Consolas"/>
+          <w:b w:val="false"/>
+          <w:bCs w:val="false"/>
+          <w:lang w:val="en-US"/>
+        </w:rPr>
+        <w:t xml:space="preserve">key = arr[i];    </w:t>
+      </w:r>
+    </w:p>
+    <w:p>
+      <w:pPr>
+        <w:pStyle w:val="Normal"/>
+        <w:spacing w:lineRule="auto" w:line="360" w:before="0" w:after="0"/>
+        <w:ind w:firstLine="709"/>
+        <w:jc w:val="both"/>
+        <w:rPr>
+          <w:b w:val="false"/>
+          <w:bCs w:val="false"/>
+        </w:rPr>
+      </w:pPr>
+      <w:r>
+        <w:rPr>
+          <w:rFonts w:ascii="Consolas" w:hAnsi="Consolas"/>
+          <w:b w:val="false"/>
+          <w:bCs w:val="false"/>
+          <w:lang w:val="en-US"/>
+        </w:rPr>
+        <w:t xml:space="preserve">        </w:t>
+      </w:r>
+      <w:r>
+        <w:rPr>
+          <w:rFonts w:ascii="Consolas" w:hAnsi="Consolas"/>
+          <w:b w:val="false"/>
+          <w:bCs w:val="false"/>
+          <w:lang w:val="en-US"/>
+        </w:rPr>
+        <w:t>j = i - 1;</w:t>
+      </w:r>
+    </w:p>
+    <w:p>
+      <w:pPr>
+        <w:pStyle w:val="Normal"/>
+        <w:spacing w:lineRule="auto" w:line="360" w:before="0" w:after="0"/>
+        <w:ind w:firstLine="709"/>
+        <w:jc w:val="both"/>
+        <w:rPr>
+          <w:rFonts w:ascii="Consolas" w:hAnsi="Consolas"/>
+          <w:b w:val="false"/>
+          <w:bCs w:val="false"/>
+          <w:lang w:val="en-US"/>
+        </w:rPr>
+      </w:pPr>
+      <w:r>
+        <w:rPr>
+          <w:rFonts w:ascii="Consolas" w:hAnsi="Consolas"/>
+          <w:b w:val="false"/>
+          <w:bCs w:val="false"/>
+          <w:lang w:val="en-US"/>
+        </w:rPr>
+      </w:r>
+    </w:p>
+    <w:p>
+      <w:pPr>
+        <w:pStyle w:val="Normal"/>
+        <w:spacing w:lineRule="auto" w:line="360" w:before="0" w:after="0"/>
+        <w:ind w:firstLine="709"/>
+        <w:jc w:val="both"/>
+        <w:rPr>
+          <w:b w:val="false"/>
+          <w:bCs w:val="false"/>
+        </w:rPr>
+      </w:pPr>
+      <w:r>
+        <w:rPr>
+          <w:rFonts w:ascii="Consolas" w:hAnsi="Consolas"/>
+          <w:b w:val="false"/>
+          <w:bCs w:val="false"/>
+          <w:lang w:val="en-US"/>
+        </w:rPr>
+        <w:t xml:space="preserve">        </w:t>
+      </w:r>
+      <w:r>
+        <w:rPr>
+          <w:rFonts w:ascii="Consolas" w:hAnsi="Consolas"/>
+          <w:b w:val="false"/>
+          <w:bCs w:val="false"/>
+          <w:lang w:val="en-US"/>
+        </w:rPr>
+        <w:t>while (j &gt;= 0 &amp;&amp; arr[j] &gt; key) {</w:t>
+      </w:r>
+    </w:p>
+    <w:p>
+      <w:pPr>
+        <w:pStyle w:val="Normal"/>
+        <w:spacing w:lineRule="auto" w:line="360" w:before="0" w:after="0"/>
+        <w:ind w:firstLine="709"/>
+        <w:jc w:val="both"/>
+        <w:rPr>
+          <w:b w:val="false"/>
+          <w:bCs w:val="false"/>
+        </w:rPr>
+      </w:pPr>
+      <w:r>
+        <w:rPr>
+          <w:rFonts w:ascii="Consolas" w:hAnsi="Consolas"/>
+          <w:b w:val="false"/>
+          <w:bCs w:val="false"/>
+          <w:lang w:val="en-US"/>
+        </w:rPr>
+        <w:t xml:space="preserve">            </w:t>
+      </w:r>
+      <w:r>
+        <w:rPr>
+          <w:rFonts w:ascii="Consolas" w:hAnsi="Consolas"/>
+          <w:b w:val="false"/>
+          <w:bCs w:val="false"/>
+          <w:lang w:val="en-US"/>
+        </w:rPr>
+        <w:t>arr[j + 1] = arr[j];</w:t>
+      </w:r>
+    </w:p>
+    <w:p>
+      <w:pPr>
+        <w:pStyle w:val="Normal"/>
+        <w:spacing w:lineRule="auto" w:line="360" w:before="0" w:after="0"/>
+        <w:ind w:firstLine="709"/>
+        <w:jc w:val="both"/>
+        <w:rPr>
+          <w:b w:val="false"/>
+          <w:bCs w:val="false"/>
+        </w:rPr>
+      </w:pPr>
+      <w:r>
+        <w:rPr>
+          <w:rFonts w:ascii="Consolas" w:hAnsi="Consolas"/>
+          <w:b w:val="false"/>
+          <w:bCs w:val="false"/>
+          <w:lang w:val="en-US"/>
+        </w:rPr>
+        <w:t xml:space="preserve">            </w:t>
+      </w:r>
+      <w:r>
+        <w:rPr>
+          <w:rFonts w:ascii="Consolas" w:hAnsi="Consolas"/>
+          <w:b w:val="false"/>
+          <w:bCs w:val="false"/>
+          <w:lang w:val="en-US"/>
+        </w:rPr>
+        <w:t>j = j - 1;</w:t>
+      </w:r>
+    </w:p>
+    <w:p>
+      <w:pPr>
+        <w:pStyle w:val="Normal"/>
+        <w:spacing w:lineRule="auto" w:line="360" w:before="0" w:after="0"/>
+        <w:ind w:firstLine="709"/>
+        <w:jc w:val="both"/>
+        <w:rPr>
+          <w:b w:val="false"/>
+          <w:bCs w:val="false"/>
+        </w:rPr>
+      </w:pPr>
+      <w:r>
+        <w:rPr>
+          <w:rFonts w:ascii="Consolas" w:hAnsi="Consolas"/>
+          <w:b w:val="false"/>
+          <w:bCs w:val="false"/>
+          <w:lang w:val="en-US"/>
+        </w:rPr>
+        <w:t xml:space="preserve">        </w:t>
+      </w:r>
+      <w:r>
+        <w:rPr>
+          <w:rFonts w:ascii="Consolas" w:hAnsi="Consolas"/>
+          <w:b w:val="false"/>
+          <w:bCs w:val="false"/>
+          <w:lang w:val="en-US"/>
+        </w:rPr>
+        <w:t>}</w:t>
+      </w:r>
+    </w:p>
+    <w:p>
+      <w:pPr>
+        <w:pStyle w:val="Normal"/>
+        <w:spacing w:lineRule="auto" w:line="360" w:before="0" w:after="0"/>
+        <w:ind w:firstLine="709"/>
+        <w:jc w:val="both"/>
+        <w:rPr>
+          <w:b w:val="false"/>
+          <w:bCs w:val="false"/>
+        </w:rPr>
+      </w:pPr>
+      <w:r>
+        <w:rPr>
+          <w:rFonts w:ascii="Consolas" w:hAnsi="Consolas"/>
+          <w:b w:val="false"/>
+          <w:bCs w:val="false"/>
+          <w:lang w:val="en-US"/>
+        </w:rPr>
+        <w:t xml:space="preserve">        </w:t>
+      </w:r>
+      <w:r>
+        <w:rPr>
+          <w:rFonts w:ascii="Consolas" w:hAnsi="Consolas"/>
+          <w:b w:val="false"/>
+          <w:bCs w:val="false"/>
+          <w:lang w:val="en-US"/>
+        </w:rPr>
+        <w:t xml:space="preserve">arr[j + 1] = key;  </w:t>
+      </w:r>
+    </w:p>
+    <w:p>
+      <w:pPr>
+        <w:pStyle w:val="Normal"/>
+        <w:spacing w:lineRule="auto" w:line="360" w:before="0" w:after="0"/>
+        <w:ind w:firstLine="709"/>
+        <w:jc w:val="both"/>
+        <w:rPr>
+          <w:b w:val="false"/>
+          <w:bCs w:val="false"/>
+        </w:rPr>
+      </w:pPr>
+      <w:r>
+        <w:rPr>
+          <w:rFonts w:ascii="Consolas" w:hAnsi="Consolas"/>
+          <w:b w:val="false"/>
+          <w:bCs w:val="false"/>
+          <w:lang w:val="en-US"/>
+        </w:rPr>
+        <w:t xml:space="preserve">    </w:t>
+      </w:r>
+      <w:r>
+        <w:rPr>
+          <w:rFonts w:ascii="Consolas" w:hAnsi="Consolas"/>
+          <w:b w:val="false"/>
+          <w:bCs w:val="false"/>
+          <w:lang w:val="en-US"/>
+        </w:rPr>
+        <w:t>}</w:t>
+      </w:r>
+    </w:p>
+    <w:p>
+      <w:pPr>
+        <w:pStyle w:val="Normal"/>
+        <w:spacing w:lineRule="auto" w:line="360" w:before="0" w:after="0"/>
+        <w:ind w:firstLine="709"/>
+        <w:jc w:val="both"/>
+        <w:rPr>
+          <w:b w:val="false"/>
+          <w:bCs w:val="false"/>
+        </w:rPr>
+      </w:pPr>
+      <w:r>
+        <w:rPr>
+          <w:rFonts w:ascii="Consolas" w:hAnsi="Consolas"/>
+          <w:b w:val="false"/>
+          <w:bCs w:val="false"/>
+          <w:lang w:val="en-US"/>
+        </w:rPr>
+        <w:t>}</w:t>
+      </w:r>
+    </w:p>
+    <w:p>
+      <w:pPr>
+        <w:pStyle w:val="Normal"/>
+        <w:spacing w:lineRule="auto" w:line="360" w:before="0" w:after="0"/>
+        <w:ind w:firstLine="709"/>
+        <w:jc w:val="both"/>
+        <w:rPr>
+          <w:rFonts w:ascii="Consolas" w:hAnsi="Consolas"/>
+          <w:b w:val="false"/>
+          <w:bCs w:val="false"/>
+          <w:lang w:val="en-US"/>
+        </w:rPr>
+      </w:pPr>
+      <w:r>
+        <w:rPr>
+          <w:rFonts w:ascii="Consolas" w:hAnsi="Consolas"/>
+          <w:b w:val="false"/>
+          <w:bCs w:val="false"/>
+          <w:lang w:val="en-US"/>
+        </w:rPr>
+      </w:r>
+    </w:p>
+    <w:p>
+      <w:pPr>
+        <w:pStyle w:val="Normal"/>
+        <w:spacing w:lineRule="auto" w:line="360" w:before="0" w:after="0"/>
+        <w:ind w:firstLine="709"/>
+        <w:jc w:val="both"/>
+        <w:rPr>
+          <w:b w:val="false"/>
+          <w:bCs w:val="false"/>
+        </w:rPr>
+      </w:pPr>
+      <w:r>
+        <w:rPr>
+          <w:rFonts w:ascii="Consolas" w:hAnsi="Consolas"/>
+          <w:b w:val="false"/>
+          <w:bCs w:val="false"/>
+          <w:lang w:val="en-US"/>
+        </w:rPr>
+        <w:t>void printArray(int arr[], int size) {</w:t>
+      </w:r>
+    </w:p>
+    <w:p>
+      <w:pPr>
+        <w:pStyle w:val="Normal"/>
+        <w:spacing w:lineRule="auto" w:line="360" w:before="0" w:after="0"/>
+        <w:ind w:firstLine="709"/>
+        <w:jc w:val="both"/>
+        <w:rPr>
+          <w:b w:val="false"/>
+          <w:bCs w:val="false"/>
+        </w:rPr>
+      </w:pPr>
+      <w:r>
+        <w:rPr>
+          <w:rFonts w:ascii="Consolas" w:hAnsi="Consolas"/>
+          <w:b w:val="false"/>
+          <w:bCs w:val="false"/>
+          <w:lang w:val="en-US"/>
+        </w:rPr>
+        <w:t xml:space="preserve">    </w:t>
+      </w:r>
+      <w:r>
+        <w:rPr>
+          <w:rFonts w:ascii="Consolas" w:hAnsi="Consolas"/>
+          <w:b w:val="false"/>
+          <w:bCs w:val="false"/>
+          <w:lang w:val="en-US"/>
+        </w:rPr>
+        <w:t>for (int i = 0; i &lt; size; i++) {</w:t>
+      </w:r>
+    </w:p>
+    <w:p>
+      <w:pPr>
+        <w:pStyle w:val="Normal"/>
+        <w:spacing w:lineRule="auto" w:line="360" w:before="0" w:after="0"/>
+        <w:ind w:firstLine="709"/>
+        <w:jc w:val="both"/>
+        <w:rPr>
+          <w:b w:val="false"/>
+          <w:bCs w:val="false"/>
+        </w:rPr>
+      </w:pPr>
+      <w:r>
+        <w:rPr>
+          <w:rFonts w:ascii="Consolas" w:hAnsi="Consolas"/>
+          <w:b w:val="false"/>
+          <w:bCs w:val="false"/>
+          <w:lang w:val="en-US"/>
+        </w:rPr>
+        <w:t xml:space="preserve">        </w:t>
+      </w:r>
+      <w:r>
+        <w:rPr>
+          <w:rFonts w:ascii="Consolas" w:hAnsi="Consolas"/>
+          <w:b w:val="false"/>
+          <w:bCs w:val="false"/>
+          <w:lang w:val="en-US"/>
+        </w:rPr>
+        <w:t>printf("%d ", arr[i]);</w:t>
+      </w:r>
+    </w:p>
+    <w:p>
+      <w:pPr>
+        <w:pStyle w:val="Normal"/>
+        <w:spacing w:lineRule="auto" w:line="360" w:before="0" w:after="0"/>
+        <w:ind w:firstLine="709"/>
+        <w:jc w:val="both"/>
+        <w:rPr>
+          <w:b w:val="false"/>
+          <w:bCs w:val="false"/>
+        </w:rPr>
+      </w:pPr>
+      <w:r>
+        <w:rPr>
+          <w:rFonts w:ascii="Consolas" w:hAnsi="Consolas"/>
+          <w:b w:val="false"/>
+          <w:bCs w:val="false"/>
+          <w:lang w:val="en-US"/>
+        </w:rPr>
+        <w:t xml:space="preserve">    </w:t>
+      </w:r>
+      <w:r>
+        <w:rPr>
+          <w:rFonts w:ascii="Consolas" w:hAnsi="Consolas"/>
+          <w:b w:val="false"/>
+          <w:bCs w:val="false"/>
+          <w:lang w:val="en-US"/>
+        </w:rPr>
+        <w:t>}</w:t>
+      </w:r>
+    </w:p>
+    <w:p>
+      <w:pPr>
+        <w:pStyle w:val="Normal"/>
+        <w:spacing w:lineRule="auto" w:line="360" w:before="0" w:after="0"/>
+        <w:ind w:firstLine="709"/>
+        <w:jc w:val="both"/>
+        <w:rPr>
+          <w:b w:val="false"/>
+          <w:bCs w:val="false"/>
+        </w:rPr>
+      </w:pPr>
+      <w:r>
+        <w:rPr>
+          <w:rFonts w:ascii="Consolas" w:hAnsi="Consolas"/>
+          <w:b w:val="false"/>
+          <w:bCs w:val="false"/>
+          <w:lang w:val="en-US"/>
+        </w:rPr>
+        <w:t xml:space="preserve">    </w:t>
+      </w:r>
+      <w:r>
+        <w:rPr>
+          <w:rFonts w:ascii="Consolas" w:hAnsi="Consolas"/>
+          <w:b w:val="false"/>
+          <w:bCs w:val="false"/>
+          <w:lang w:val="en-US"/>
+        </w:rPr>
+        <w:t>printf("\n");</w:t>
+      </w:r>
+    </w:p>
+    <w:p>
+      <w:pPr>
+        <w:pStyle w:val="Normal"/>
+        <w:spacing w:lineRule="auto" w:line="360" w:before="0" w:after="0"/>
+        <w:ind w:firstLine="709"/>
+        <w:jc w:val="both"/>
+        <w:rPr>
+          <w:b w:val="false"/>
+          <w:bCs w:val="false"/>
+        </w:rPr>
+      </w:pPr>
+      <w:r>
+        <w:rPr>
+          <w:rFonts w:ascii="Consolas" w:hAnsi="Consolas"/>
+          <w:b w:val="false"/>
+          <w:bCs w:val="false"/>
+        </w:rPr>
+        <w:t>}</w:t>
+      </w:r>
+    </w:p>
+    <w:p>
+      <w:pPr>
+        <w:pStyle w:val="Normal"/>
+        <w:spacing w:lineRule="auto" w:line="360" w:before="0" w:after="0"/>
+        <w:ind w:firstLine="709"/>
+        <w:jc w:val="both"/>
+        <w:rPr>
+          <w:rFonts w:ascii="Consolas" w:hAnsi="Consolas"/>
+          <w:b w:val="false"/>
+          <w:bCs w:val="false"/>
+        </w:rPr>
+      </w:pPr>
+      <w:r>
+        <w:rPr>
+          <w:rFonts w:ascii="Consolas" w:hAnsi="Consolas"/>
+          <w:b w:val="false"/>
+          <w:bCs w:val="false"/>
+        </w:rPr>
+      </w:r>
+    </w:p>
+    <w:p>
+      <w:pPr>
+        <w:pStyle w:val="Normal"/>
+        <w:spacing w:lineRule="auto" w:line="360" w:before="0" w:after="0"/>
+        <w:ind w:firstLine="709"/>
+        <w:jc w:val="both"/>
+        <w:rPr>
+          <w:b w:val="false"/>
+          <w:bCs w:val="false"/>
+        </w:rPr>
+      </w:pPr>
+      <w:r>
+        <w:rPr>
+          <w:rFonts w:ascii="Consolas" w:hAnsi="Consolas"/>
+          <w:b w:val="false"/>
+          <w:bCs w:val="false"/>
+        </w:rPr>
+        <w:t>int main() {</w:t>
+      </w:r>
+    </w:p>
+    <w:p>
+      <w:pPr>
+        <w:pStyle w:val="Normal"/>
+        <w:spacing w:lineRule="auto" w:line="360" w:before="0" w:after="0"/>
+        <w:ind w:firstLine="709"/>
+        <w:jc w:val="both"/>
+        <w:rPr>
+          <w:b w:val="false"/>
+          <w:bCs w:val="false"/>
+        </w:rPr>
+      </w:pPr>
+      <w:r>
+        <w:rPr>
+          <w:rFonts w:ascii="Consolas" w:hAnsi="Consolas"/>
+          <w:b w:val="false"/>
+          <w:bCs w:val="false"/>
+        </w:rPr>
+        <w:t xml:space="preserve">    </w:t>
+      </w:r>
+      <w:r>
+        <w:rPr>
+          <w:rFonts w:ascii="Consolas" w:hAnsi="Consolas"/>
+          <w:b w:val="false"/>
+          <w:bCs w:val="false"/>
+        </w:rPr>
+        <w:t>int n;</w:t>
+      </w:r>
+    </w:p>
+    <w:p>
+      <w:pPr>
+        <w:pStyle w:val="Normal"/>
+        <w:spacing w:lineRule="auto" w:line="360" w:before="0" w:after="0"/>
+        <w:ind w:firstLine="709"/>
+        <w:jc w:val="both"/>
+        <w:rPr>
+          <w:rFonts w:ascii="Consolas" w:hAnsi="Consolas"/>
+          <w:b w:val="false"/>
+          <w:bCs w:val="false"/>
+        </w:rPr>
+      </w:pPr>
+      <w:r>
+        <w:rPr>
+          <w:rFonts w:ascii="Consolas" w:hAnsi="Consolas"/>
+          <w:b w:val="false"/>
+          <w:bCs w:val="false"/>
+        </w:rPr>
+      </w:r>
+    </w:p>
+    <w:p>
+      <w:pPr>
+        <w:pStyle w:val="Normal"/>
+        <w:spacing w:lineRule="auto" w:line="360" w:before="0" w:after="0"/>
+        <w:ind w:firstLine="709"/>
+        <w:jc w:val="both"/>
+        <w:rPr>
+          <w:b w:val="false"/>
+          <w:bCs w:val="false"/>
+        </w:rPr>
+      </w:pPr>
+      <w:r>
+        <w:rPr>
+          <w:rFonts w:ascii="Consolas" w:hAnsi="Consolas"/>
+          <w:b w:val="false"/>
+          <w:bCs w:val="false"/>
+        </w:rPr>
+        <w:t xml:space="preserve">    </w:t>
+      </w:r>
+      <w:r>
+        <w:rPr>
+          <w:rFonts w:ascii="Consolas" w:hAnsi="Consolas"/>
+          <w:b w:val="false"/>
+          <w:bCs w:val="false"/>
+        </w:rPr>
+        <w:t>printf("Введите количество элементов массива: ");</w:t>
+      </w:r>
+    </w:p>
+    <w:p>
+      <w:pPr>
+        <w:pStyle w:val="Normal"/>
+        <w:spacing w:lineRule="auto" w:line="360" w:before="0" w:after="0"/>
+        <w:ind w:firstLine="709"/>
+        <w:jc w:val="both"/>
+        <w:rPr>
+          <w:b w:val="false"/>
+          <w:bCs w:val="false"/>
+        </w:rPr>
+      </w:pPr>
+      <w:r>
+        <w:rPr>
+          <w:rFonts w:ascii="Consolas" w:hAnsi="Consolas"/>
+          <w:b w:val="false"/>
+          <w:bCs w:val="false"/>
+        </w:rPr>
+        <w:t xml:space="preserve">    </w:t>
+      </w:r>
+      <w:r>
+        <w:rPr>
+          <w:rFonts w:ascii="Consolas" w:hAnsi="Consolas"/>
+          <w:b w:val="false"/>
+          <w:bCs w:val="false"/>
+        </w:rPr>
+        <w:t>scanf("%d", &amp;n);</w:t>
+      </w:r>
+    </w:p>
+    <w:p>
+      <w:pPr>
+        <w:pStyle w:val="Normal"/>
+        <w:spacing w:lineRule="auto" w:line="360" w:before="0" w:after="0"/>
+        <w:ind w:firstLine="709"/>
+        <w:jc w:val="both"/>
+        <w:rPr>
+          <w:rFonts w:ascii="Consolas" w:hAnsi="Consolas"/>
+          <w:b w:val="false"/>
+          <w:bCs w:val="false"/>
+        </w:rPr>
+      </w:pPr>
+      <w:r>
+        <w:rPr>
+          <w:rFonts w:ascii="Consolas" w:hAnsi="Consolas"/>
+          <w:b w:val="false"/>
+          <w:bCs w:val="false"/>
+        </w:rPr>
+      </w:r>
+    </w:p>
+    <w:p>
+      <w:pPr>
+        <w:pStyle w:val="Normal"/>
+        <w:spacing w:lineRule="auto" w:line="360" w:before="0" w:after="0"/>
+        <w:ind w:firstLine="709"/>
+        <w:jc w:val="both"/>
+        <w:rPr>
+          <w:b w:val="false"/>
+          <w:bCs w:val="false"/>
+        </w:rPr>
+      </w:pPr>
+      <w:r>
+        <w:rPr>
+          <w:rFonts w:ascii="Consolas" w:hAnsi="Consolas"/>
+          <w:b w:val="false"/>
+          <w:bCs w:val="false"/>
+        </w:rPr>
+        <w:t xml:space="preserve">    </w:t>
+      </w:r>
+      <w:r>
+        <w:rPr>
+          <w:rFonts w:ascii="Consolas" w:hAnsi="Consolas"/>
+          <w:b w:val="false"/>
+          <w:bCs w:val="false"/>
+        </w:rPr>
+        <w:t>if (n &lt;= 0) {</w:t>
+      </w:r>
+    </w:p>
+    <w:p>
+      <w:pPr>
+        <w:pStyle w:val="Normal"/>
+        <w:spacing w:lineRule="auto" w:line="360" w:before="0" w:after="0"/>
+        <w:ind w:firstLine="709"/>
+        <w:jc w:val="both"/>
+        <w:rPr>
+          <w:b w:val="false"/>
+          <w:bCs w:val="false"/>
+        </w:rPr>
+      </w:pPr>
+      <w:r>
+        <w:rPr>
+          <w:rFonts w:ascii="Consolas" w:hAnsi="Consolas"/>
+          <w:b w:val="false"/>
+          <w:bCs w:val="false"/>
+        </w:rPr>
+        <w:t xml:space="preserve">        </w:t>
+      </w:r>
+      <w:r>
+        <w:rPr>
+          <w:rFonts w:ascii="Consolas" w:hAnsi="Consolas"/>
+          <w:b w:val="false"/>
+          <w:bCs w:val="false"/>
+        </w:rPr>
+        <w:t>printf("Ошибка: количество элементов должно быть положительным!\n");</w:t>
+      </w:r>
+    </w:p>
+    <w:p>
+      <w:pPr>
+        <w:pStyle w:val="Normal"/>
+        <w:spacing w:lineRule="auto" w:line="360" w:before="0" w:after="0"/>
+        <w:ind w:firstLine="709"/>
+        <w:jc w:val="both"/>
+        <w:rPr>
+          <w:b w:val="false"/>
+          <w:bCs w:val="false"/>
+        </w:rPr>
+      </w:pPr>
+      <w:r>
+        <w:rPr>
+          <w:rFonts w:ascii="Consolas" w:hAnsi="Consolas"/>
+          <w:b w:val="false"/>
+          <w:bCs w:val="false"/>
+        </w:rPr>
+        <w:t xml:space="preserve">        </w:t>
+      </w:r>
+      <w:r>
+        <w:rPr>
+          <w:rFonts w:ascii="Consolas" w:hAnsi="Consolas"/>
+          <w:b w:val="false"/>
+          <w:bCs w:val="false"/>
+          <w:lang w:val="en-US"/>
+        </w:rPr>
+        <w:t>return 1;</w:t>
+      </w:r>
+    </w:p>
+    <w:p>
+      <w:pPr>
+        <w:pStyle w:val="Normal"/>
+        <w:spacing w:lineRule="auto" w:line="360" w:before="0" w:after="0"/>
+        <w:ind w:firstLine="709"/>
+        <w:jc w:val="both"/>
+        <w:rPr>
+          <w:b w:val="false"/>
+          <w:bCs w:val="false"/>
+        </w:rPr>
+      </w:pPr>
+      <w:r>
+        <w:rPr>
+          <w:rFonts w:ascii="Consolas" w:hAnsi="Consolas"/>
+          <w:b w:val="false"/>
+          <w:bCs w:val="false"/>
+          <w:lang w:val="en-US"/>
+        </w:rPr>
+        <w:t xml:space="preserve">    </w:t>
+      </w:r>
+      <w:r>
+        <w:rPr>
+          <w:rFonts w:ascii="Consolas" w:hAnsi="Consolas"/>
+          <w:b w:val="false"/>
+          <w:bCs w:val="false"/>
+          <w:lang w:val="en-US"/>
+        </w:rPr>
+        <w:t>}</w:t>
+      </w:r>
+    </w:p>
+    <w:p>
+      <w:pPr>
+        <w:pStyle w:val="Normal"/>
+        <w:spacing w:lineRule="auto" w:line="360" w:before="0" w:after="0"/>
+        <w:ind w:firstLine="709"/>
+        <w:jc w:val="both"/>
+        <w:rPr>
+          <w:rFonts w:ascii="Consolas" w:hAnsi="Consolas"/>
+          <w:b w:val="false"/>
+          <w:bCs w:val="false"/>
+          <w:lang w:val="en-US"/>
+        </w:rPr>
+      </w:pPr>
+      <w:r>
+        <w:rPr>
+          <w:rFonts w:ascii="Consolas" w:hAnsi="Consolas"/>
+          <w:b w:val="false"/>
+          <w:bCs w:val="false"/>
+          <w:lang w:val="en-US"/>
+        </w:rPr>
+      </w:r>
+    </w:p>
+    <w:p>
+      <w:pPr>
+        <w:pStyle w:val="Normal"/>
+        <w:spacing w:lineRule="auto" w:line="360" w:before="0" w:after="0"/>
+        <w:ind w:firstLine="709"/>
+        <w:jc w:val="both"/>
+        <w:rPr>
+          <w:b w:val="false"/>
+          <w:bCs w:val="false"/>
+        </w:rPr>
+      </w:pPr>
+      <w:r>
+        <w:rPr>
+          <w:rFonts w:ascii="Consolas" w:hAnsi="Consolas"/>
+          <w:b w:val="false"/>
+          <w:bCs w:val="false"/>
+          <w:lang w:val="en-US"/>
+        </w:rPr>
+        <w:t xml:space="preserve">    </w:t>
+      </w:r>
+      <w:r>
+        <w:rPr>
+          <w:rFonts w:ascii="Consolas" w:hAnsi="Consolas"/>
+          <w:b w:val="false"/>
+          <w:bCs w:val="false"/>
+          <w:lang w:val="en-US"/>
+        </w:rPr>
+        <w:t>int* arr = (int*)malloc(n * sizeof(int));</w:t>
+      </w:r>
+    </w:p>
+    <w:p>
+      <w:pPr>
+        <w:pStyle w:val="Normal"/>
+        <w:spacing w:lineRule="auto" w:line="360" w:before="0" w:after="0"/>
+        <w:ind w:firstLine="709"/>
+        <w:jc w:val="both"/>
+        <w:rPr>
+          <w:b w:val="false"/>
+          <w:bCs w:val="false"/>
+        </w:rPr>
+      </w:pPr>
+      <w:r>
+        <w:rPr>
+          <w:rFonts w:ascii="Consolas" w:hAnsi="Consolas"/>
+          <w:b w:val="false"/>
+          <w:bCs w:val="false"/>
+          <w:lang w:val="en-US"/>
+        </w:rPr>
+        <w:t xml:space="preserve">    </w:t>
+      </w:r>
+      <w:r>
+        <w:rPr>
+          <w:rFonts w:ascii="Consolas" w:hAnsi="Consolas"/>
+          <w:b w:val="false"/>
+          <w:bCs w:val="false"/>
+          <w:lang w:val="en-US"/>
+        </w:rPr>
+        <w:t>if (arr == NULL) {</w:t>
+      </w:r>
+    </w:p>
+    <w:p>
+      <w:pPr>
+        <w:pStyle w:val="Normal"/>
+        <w:spacing w:lineRule="auto" w:line="360" w:before="0" w:after="0"/>
+        <w:ind w:firstLine="709"/>
+        <w:jc w:val="both"/>
+        <w:rPr>
+          <w:b w:val="false"/>
+          <w:bCs w:val="false"/>
+        </w:rPr>
+      </w:pPr>
+      <w:r>
+        <w:rPr>
+          <w:rFonts w:ascii="Consolas" w:hAnsi="Consolas"/>
+          <w:b w:val="false"/>
+          <w:bCs w:val="false"/>
+          <w:lang w:val="en-US"/>
+        </w:rPr>
+        <w:t xml:space="preserve">        </w:t>
+      </w:r>
+      <w:r>
+        <w:rPr>
+          <w:rFonts w:ascii="Consolas" w:hAnsi="Consolas"/>
+          <w:b w:val="false"/>
+          <w:bCs w:val="false"/>
+          <w:lang w:val="en-US"/>
+        </w:rPr>
+        <w:t>printf("</w:t>
+      </w:r>
+      <w:r>
+        <w:rPr>
+          <w:rFonts w:ascii="Consolas" w:hAnsi="Consolas"/>
+          <w:b w:val="false"/>
+          <w:bCs w:val="false"/>
+        </w:rPr>
+        <w:t>Ошибка</w:t>
+      </w:r>
+      <w:r>
+        <w:rPr>
+          <w:rFonts w:ascii="Consolas" w:hAnsi="Consolas"/>
+          <w:b w:val="false"/>
+          <w:bCs w:val="false"/>
+          <w:lang w:val="en-US"/>
+        </w:rPr>
+        <w:t xml:space="preserve"> </w:t>
+      </w:r>
+      <w:r>
+        <w:rPr>
+          <w:rFonts w:ascii="Consolas" w:hAnsi="Consolas"/>
+          <w:b w:val="false"/>
+          <w:bCs w:val="false"/>
+        </w:rPr>
+        <w:t>выделения</w:t>
+      </w:r>
+      <w:r>
+        <w:rPr>
+          <w:rFonts w:ascii="Consolas" w:hAnsi="Consolas"/>
+          <w:b w:val="false"/>
+          <w:bCs w:val="false"/>
+          <w:lang w:val="en-US"/>
+        </w:rPr>
+        <w:t xml:space="preserve"> </w:t>
+      </w:r>
+      <w:r>
+        <w:rPr>
+          <w:rFonts w:ascii="Consolas" w:hAnsi="Consolas"/>
+          <w:b w:val="false"/>
+          <w:bCs w:val="false"/>
+        </w:rPr>
+        <w:t>памяти</w:t>
+      </w:r>
+      <w:r>
+        <w:rPr>
+          <w:rFonts w:ascii="Consolas" w:hAnsi="Consolas"/>
+          <w:b w:val="false"/>
+          <w:bCs w:val="false"/>
+          <w:lang w:val="en-US"/>
+        </w:rPr>
+        <w:t>!\n");</w:t>
+      </w:r>
+    </w:p>
+    <w:p>
+      <w:pPr>
+        <w:pStyle w:val="Normal"/>
+        <w:spacing w:lineRule="auto" w:line="360" w:before="0" w:after="0"/>
+        <w:ind w:firstLine="709"/>
+        <w:jc w:val="both"/>
+        <w:rPr>
+          <w:b w:val="false"/>
+          <w:bCs w:val="false"/>
+        </w:rPr>
+      </w:pPr>
+      <w:r>
+        <w:rPr>
+          <w:rFonts w:ascii="Consolas" w:hAnsi="Consolas"/>
+          <w:b w:val="false"/>
+          <w:bCs w:val="false"/>
+          <w:lang w:val="en-US"/>
+        </w:rPr>
+        <w:t xml:space="preserve">        </w:t>
+      </w:r>
+      <w:r>
+        <w:rPr>
+          <w:rFonts w:ascii="Consolas" w:hAnsi="Consolas"/>
+          <w:b w:val="false"/>
+          <w:bCs w:val="false"/>
+        </w:rPr>
+        <w:t>return 1;</w:t>
+      </w:r>
+    </w:p>
+    <w:p>
+      <w:pPr>
+        <w:pStyle w:val="Normal"/>
+        <w:spacing w:lineRule="auto" w:line="360" w:before="0" w:after="0"/>
+        <w:ind w:firstLine="709"/>
+        <w:jc w:val="both"/>
+        <w:rPr>
+          <w:b w:val="false"/>
+          <w:bCs w:val="false"/>
+        </w:rPr>
+      </w:pPr>
+      <w:r>
+        <w:rPr>
+          <w:rFonts w:ascii="Consolas" w:hAnsi="Consolas"/>
+          <w:b w:val="false"/>
+          <w:bCs w:val="false"/>
+        </w:rPr>
+        <w:t xml:space="preserve">    </w:t>
+      </w:r>
+      <w:r>
+        <w:rPr>
+          <w:rFonts w:ascii="Consolas" w:hAnsi="Consolas"/>
+          <w:b w:val="false"/>
+          <w:bCs w:val="false"/>
+        </w:rPr>
+        <w:t>}</w:t>
+      </w:r>
+    </w:p>
+    <w:p>
+      <w:pPr>
+        <w:pStyle w:val="Normal"/>
+        <w:spacing w:lineRule="auto" w:line="360" w:before="0" w:after="0"/>
+        <w:ind w:firstLine="709"/>
+        <w:jc w:val="both"/>
+        <w:rPr>
+          <w:rFonts w:ascii="Consolas" w:hAnsi="Consolas"/>
+          <w:b w:val="false"/>
+          <w:bCs w:val="false"/>
+        </w:rPr>
+      </w:pPr>
+      <w:r>
+        <w:rPr>
+          <w:rFonts w:ascii="Consolas" w:hAnsi="Consolas"/>
+          <w:b w:val="false"/>
+          <w:bCs w:val="false"/>
+        </w:rPr>
+      </w:r>
+    </w:p>
+    <w:p>
+      <w:pPr>
+        <w:pStyle w:val="Normal"/>
+        <w:spacing w:lineRule="auto" w:line="360" w:before="0" w:after="0"/>
+        <w:ind w:firstLine="709"/>
+        <w:jc w:val="both"/>
+        <w:rPr>
+          <w:b w:val="false"/>
+          <w:bCs w:val="false"/>
+        </w:rPr>
+      </w:pPr>
+      <w:r>
+        <w:rPr>
+          <w:rFonts w:ascii="Consolas" w:hAnsi="Consolas"/>
+          <w:b w:val="false"/>
+          <w:bCs w:val="false"/>
+        </w:rPr>
+        <w:t xml:space="preserve">    </w:t>
+      </w:r>
+      <w:r>
+        <w:rPr>
+          <w:rFonts w:ascii="Consolas" w:hAnsi="Consolas"/>
+          <w:b w:val="false"/>
+          <w:bCs w:val="false"/>
+        </w:rPr>
+        <w:t>printf("Введите %d целых чисел:\n", n);</w:t>
+      </w:r>
+    </w:p>
+    <w:p>
+      <w:pPr>
+        <w:pStyle w:val="Normal"/>
+        <w:spacing w:lineRule="auto" w:line="360" w:before="0" w:after="0"/>
+        <w:ind w:firstLine="709"/>
+        <w:jc w:val="both"/>
+        <w:rPr>
+          <w:b w:val="false"/>
+          <w:bCs w:val="false"/>
+        </w:rPr>
+      </w:pPr>
+      <w:r>
+        <w:rPr>
+          <w:rFonts w:ascii="Consolas" w:hAnsi="Consolas"/>
+          <w:b w:val="false"/>
+          <w:bCs w:val="false"/>
+        </w:rPr>
+        <w:t xml:space="preserve">    </w:t>
+      </w:r>
+      <w:r>
+        <w:rPr>
+          <w:rFonts w:ascii="Consolas" w:hAnsi="Consolas"/>
+          <w:b w:val="false"/>
+          <w:bCs w:val="false"/>
+          <w:lang w:val="en-US"/>
+        </w:rPr>
+        <w:t>for (int i = 0; i &lt; n; i++) {</w:t>
+      </w:r>
+    </w:p>
+    <w:p>
+      <w:pPr>
+        <w:pStyle w:val="Normal"/>
+        <w:spacing w:lineRule="auto" w:line="360" w:before="0" w:after="0"/>
+        <w:ind w:firstLine="709"/>
+        <w:jc w:val="both"/>
+        <w:rPr>
+          <w:b w:val="false"/>
+          <w:bCs w:val="false"/>
+        </w:rPr>
+      </w:pPr>
+      <w:r>
+        <w:rPr>
+          <w:rFonts w:ascii="Consolas" w:hAnsi="Consolas"/>
+          <w:b w:val="false"/>
+          <w:bCs w:val="false"/>
+          <w:lang w:val="en-US"/>
+        </w:rPr>
+        <w:t xml:space="preserve">        </w:t>
+      </w:r>
+      <w:r>
+        <w:rPr>
+          <w:rFonts w:ascii="Consolas" w:hAnsi="Consolas"/>
+          <w:b w:val="false"/>
+          <w:bCs w:val="false"/>
+          <w:lang w:val="en-US"/>
+        </w:rPr>
+        <w:t>printf("</w:t>
+      </w:r>
+      <w:r>
+        <w:rPr>
+          <w:rFonts w:ascii="Consolas" w:hAnsi="Consolas"/>
+          <w:b w:val="false"/>
+          <w:bCs w:val="false"/>
+        </w:rPr>
+        <w:t>Элемент</w:t>
+      </w:r>
+      <w:r>
+        <w:rPr>
+          <w:rFonts w:ascii="Consolas" w:hAnsi="Consolas"/>
+          <w:b w:val="false"/>
+          <w:bCs w:val="false"/>
+          <w:lang w:val="en-US"/>
+        </w:rPr>
+        <w:t xml:space="preserve"> [%d]: ", i + 1);</w:t>
+      </w:r>
+    </w:p>
+    <w:p>
+      <w:pPr>
+        <w:pStyle w:val="Normal"/>
+        <w:spacing w:lineRule="auto" w:line="360" w:before="0" w:after="0"/>
+        <w:ind w:firstLine="709"/>
+        <w:jc w:val="both"/>
+        <w:rPr>
+          <w:b w:val="false"/>
+          <w:bCs w:val="false"/>
+        </w:rPr>
+      </w:pPr>
+      <w:r>
+        <w:rPr>
+          <w:rFonts w:ascii="Consolas" w:hAnsi="Consolas"/>
+          <w:b w:val="false"/>
+          <w:bCs w:val="false"/>
+          <w:lang w:val="en-US"/>
+        </w:rPr>
+        <w:t xml:space="preserve">        </w:t>
+      </w:r>
+      <w:r>
+        <w:rPr>
+          <w:rFonts w:ascii="Consolas" w:hAnsi="Consolas"/>
+          <w:b w:val="false"/>
+          <w:bCs w:val="false"/>
+          <w:lang w:val="en-US"/>
+        </w:rPr>
+        <w:t>scanf("%d", &amp;arr[i]);</w:t>
+      </w:r>
+    </w:p>
+    <w:p>
+      <w:pPr>
+        <w:pStyle w:val="Normal"/>
+        <w:spacing w:lineRule="auto" w:line="360" w:before="0" w:after="0"/>
+        <w:ind w:firstLine="709"/>
+        <w:jc w:val="both"/>
+        <w:rPr>
+          <w:b w:val="false"/>
+          <w:bCs w:val="false"/>
+        </w:rPr>
+      </w:pPr>
+      <w:r>
+        <w:rPr>
+          <w:rFonts w:ascii="Consolas" w:hAnsi="Consolas"/>
+          <w:b w:val="false"/>
+          <w:bCs w:val="false"/>
+          <w:lang w:val="en-US"/>
+        </w:rPr>
+        <w:t xml:space="preserve">    </w:t>
+      </w:r>
+      <w:r>
+        <w:rPr>
+          <w:rFonts w:ascii="Consolas" w:hAnsi="Consolas"/>
+          <w:b w:val="false"/>
+          <w:bCs w:val="false"/>
+          <w:lang w:val="en-US"/>
+        </w:rPr>
+        <w:t>}</w:t>
+      </w:r>
+    </w:p>
+    <w:p>
+      <w:pPr>
+        <w:pStyle w:val="Normal"/>
+        <w:spacing w:lineRule="auto" w:line="360" w:before="0" w:after="0"/>
+        <w:ind w:firstLine="709"/>
+        <w:jc w:val="both"/>
+        <w:rPr>
+          <w:rFonts w:ascii="Consolas" w:hAnsi="Consolas"/>
+          <w:b w:val="false"/>
+          <w:bCs w:val="false"/>
+          <w:lang w:val="en-US"/>
+        </w:rPr>
+      </w:pPr>
+      <w:r>
+        <w:rPr>
+          <w:rFonts w:ascii="Consolas" w:hAnsi="Consolas"/>
+          <w:b w:val="false"/>
+          <w:bCs w:val="false"/>
+          <w:lang w:val="en-US"/>
+        </w:rPr>
+      </w:r>
+    </w:p>
+    <w:p>
+      <w:pPr>
+        <w:pStyle w:val="Normal"/>
+        <w:spacing w:lineRule="auto" w:line="360" w:before="0" w:after="0"/>
+        <w:ind w:firstLine="709"/>
+        <w:jc w:val="both"/>
+        <w:rPr>
+          <w:b w:val="false"/>
+          <w:bCs w:val="false"/>
+        </w:rPr>
+      </w:pPr>
+      <w:r>
+        <w:rPr>
+          <w:rFonts w:ascii="Consolas" w:hAnsi="Consolas"/>
+          <w:b w:val="false"/>
+          <w:bCs w:val="false"/>
+          <w:lang w:val="en-US"/>
+        </w:rPr>
+        <w:t xml:space="preserve">    </w:t>
+      </w:r>
+      <w:r>
+        <w:rPr>
+          <w:rFonts w:ascii="Consolas" w:hAnsi="Consolas"/>
+          <w:b w:val="false"/>
+          <w:bCs w:val="false"/>
+          <w:lang w:val="en-US"/>
+        </w:rPr>
+        <w:t>printf("\n</w:t>
+      </w:r>
+      <w:r>
+        <w:rPr>
+          <w:rFonts w:ascii="Consolas" w:hAnsi="Consolas"/>
+          <w:b w:val="false"/>
+          <w:bCs w:val="false"/>
+        </w:rPr>
+        <w:t>Исходный</w:t>
+      </w:r>
+      <w:r>
+        <w:rPr>
+          <w:rFonts w:ascii="Consolas" w:hAnsi="Consolas"/>
+          <w:b w:val="false"/>
+          <w:bCs w:val="false"/>
+          <w:lang w:val="en-US"/>
+        </w:rPr>
+        <w:t xml:space="preserve"> </w:t>
+      </w:r>
+      <w:r>
+        <w:rPr>
+          <w:rFonts w:ascii="Consolas" w:hAnsi="Consolas"/>
+          <w:b w:val="false"/>
+          <w:bCs w:val="false"/>
+        </w:rPr>
+        <w:t>массив</w:t>
+      </w:r>
+      <w:r>
+        <w:rPr>
+          <w:rFonts w:ascii="Consolas" w:hAnsi="Consolas"/>
+          <w:b w:val="false"/>
+          <w:bCs w:val="false"/>
+          <w:lang w:val="en-US"/>
+        </w:rPr>
+        <w:t>: ");</w:t>
+      </w:r>
+    </w:p>
+    <w:p>
+      <w:pPr>
+        <w:pStyle w:val="Normal"/>
+        <w:spacing w:lineRule="auto" w:line="360" w:before="0" w:after="0"/>
+        <w:ind w:firstLine="709"/>
+        <w:jc w:val="both"/>
+        <w:rPr>
+          <w:b w:val="false"/>
+          <w:bCs w:val="false"/>
+        </w:rPr>
+      </w:pPr>
+      <w:r>
+        <w:rPr>
+          <w:rFonts w:ascii="Consolas" w:hAnsi="Consolas"/>
+          <w:b w:val="false"/>
+          <w:bCs w:val="false"/>
+          <w:lang w:val="en-US"/>
+        </w:rPr>
+        <w:t xml:space="preserve">    </w:t>
+      </w:r>
+      <w:r>
+        <w:rPr>
+          <w:rFonts w:ascii="Consolas" w:hAnsi="Consolas"/>
+          <w:b w:val="false"/>
+          <w:bCs w:val="false"/>
+          <w:lang w:val="en-US"/>
+        </w:rPr>
+        <w:t>printArray(arr, n);</w:t>
+      </w:r>
+    </w:p>
+    <w:p>
+      <w:pPr>
+        <w:pStyle w:val="Normal"/>
+        <w:spacing w:lineRule="auto" w:line="360" w:before="0" w:after="0"/>
+        <w:ind w:firstLine="709"/>
+        <w:jc w:val="both"/>
+        <w:rPr>
+          <w:rFonts w:ascii="Consolas" w:hAnsi="Consolas"/>
+          <w:b w:val="false"/>
+          <w:bCs w:val="false"/>
+          <w:lang w:val="en-US"/>
+        </w:rPr>
+      </w:pPr>
+      <w:r>
+        <w:rPr>
+          <w:rFonts w:ascii="Consolas" w:hAnsi="Consolas"/>
+          <w:b w:val="false"/>
+          <w:bCs w:val="false"/>
+          <w:lang w:val="en-US"/>
+        </w:rPr>
+      </w:r>
+    </w:p>
+    <w:p>
+      <w:pPr>
+        <w:pStyle w:val="Normal"/>
+        <w:spacing w:lineRule="auto" w:line="360" w:before="0" w:after="0"/>
+        <w:ind w:firstLine="709"/>
+        <w:jc w:val="both"/>
+        <w:rPr>
+          <w:b w:val="false"/>
+          <w:bCs w:val="false"/>
+        </w:rPr>
+      </w:pPr>
+      <w:r>
+        <w:rPr>
+          <w:rFonts w:ascii="Consolas" w:hAnsi="Consolas"/>
+          <w:b w:val="false"/>
+          <w:bCs w:val="false"/>
+          <w:lang w:val="en-US"/>
+        </w:rPr>
+        <w:t xml:space="preserve">    </w:t>
+      </w:r>
+      <w:r>
+        <w:rPr>
+          <w:rFonts w:ascii="Consolas" w:hAnsi="Consolas"/>
+          <w:b w:val="false"/>
+          <w:bCs w:val="false"/>
+          <w:lang w:val="en-US"/>
+        </w:rPr>
+        <w:t>insertionSort(arr, n);</w:t>
+      </w:r>
+    </w:p>
+    <w:p>
+      <w:pPr>
+        <w:pStyle w:val="Normal"/>
+        <w:spacing w:lineRule="auto" w:line="360" w:before="0" w:after="0"/>
+        <w:ind w:firstLine="709"/>
+        <w:jc w:val="both"/>
+        <w:rPr>
+          <w:rFonts w:ascii="Consolas" w:hAnsi="Consolas"/>
+          <w:b w:val="false"/>
+          <w:bCs w:val="false"/>
+          <w:lang w:val="en-US"/>
+        </w:rPr>
+      </w:pPr>
+      <w:r>
+        <w:rPr>
+          <w:rFonts w:ascii="Consolas" w:hAnsi="Consolas"/>
+          <w:b w:val="false"/>
+          <w:bCs w:val="false"/>
+          <w:lang w:val="en-US"/>
+        </w:rPr>
+      </w:r>
+    </w:p>
+    <w:p>
+      <w:pPr>
+        <w:pStyle w:val="Normal"/>
+        <w:spacing w:lineRule="auto" w:line="360" w:before="0" w:after="0"/>
+        <w:ind w:firstLine="709"/>
+        <w:jc w:val="both"/>
+        <w:rPr>
+          <w:b w:val="false"/>
+          <w:bCs w:val="false"/>
+        </w:rPr>
+      </w:pPr>
+      <w:r>
+        <w:rPr>
+          <w:rFonts w:ascii="Consolas" w:hAnsi="Consolas"/>
+          <w:b w:val="false"/>
+          <w:bCs w:val="false"/>
+          <w:lang w:val="en-US"/>
+        </w:rPr>
+        <w:t xml:space="preserve">    </w:t>
+      </w:r>
+      <w:r>
+        <w:rPr>
+          <w:rFonts w:ascii="Consolas" w:hAnsi="Consolas"/>
+          <w:b w:val="false"/>
+          <w:bCs w:val="false"/>
+          <w:lang w:val="en-US"/>
+        </w:rPr>
+        <w:t>printf("</w:t>
+      </w:r>
+      <w:r>
+        <w:rPr>
+          <w:rFonts w:ascii="Consolas" w:hAnsi="Consolas"/>
+          <w:b w:val="false"/>
+          <w:bCs w:val="false"/>
+        </w:rPr>
+        <w:t>Отсортированный</w:t>
+      </w:r>
+      <w:r>
+        <w:rPr>
+          <w:rFonts w:ascii="Consolas" w:hAnsi="Consolas"/>
+          <w:b w:val="false"/>
+          <w:bCs w:val="false"/>
+          <w:lang w:val="en-US"/>
+        </w:rPr>
+        <w:t xml:space="preserve"> </w:t>
+      </w:r>
+      <w:r>
+        <w:rPr>
+          <w:rFonts w:ascii="Consolas" w:hAnsi="Consolas"/>
+          <w:b w:val="false"/>
+          <w:bCs w:val="false"/>
+        </w:rPr>
+        <w:t>массив</w:t>
+      </w:r>
+      <w:r>
+        <w:rPr>
+          <w:rFonts w:ascii="Consolas" w:hAnsi="Consolas"/>
+          <w:b w:val="false"/>
+          <w:bCs w:val="false"/>
+          <w:lang w:val="en-US"/>
+        </w:rPr>
+        <w:t>: ");</w:t>
+      </w:r>
+    </w:p>
+    <w:p>
+      <w:pPr>
+        <w:pStyle w:val="Normal"/>
+        <w:spacing w:lineRule="auto" w:line="360" w:before="0" w:after="0"/>
+        <w:ind w:firstLine="709"/>
+        <w:jc w:val="both"/>
+        <w:rPr>
+          <w:b w:val="false"/>
+          <w:bCs w:val="false"/>
+        </w:rPr>
+      </w:pPr>
+      <w:r>
+        <w:rPr>
+          <w:rFonts w:ascii="Consolas" w:hAnsi="Consolas"/>
+          <w:b w:val="false"/>
+          <w:bCs w:val="false"/>
+          <w:lang w:val="en-US"/>
+        </w:rPr>
+        <w:t xml:space="preserve">    </w:t>
+      </w:r>
+      <w:r>
+        <w:rPr>
+          <w:rFonts w:ascii="Consolas" w:hAnsi="Consolas"/>
+          <w:b w:val="false"/>
+          <w:bCs w:val="false"/>
+          <w:lang w:val="en-US"/>
+        </w:rPr>
+        <w:t>printArray(arr, n);</w:t>
+      </w:r>
+    </w:p>
+    <w:p>
+      <w:pPr>
+        <w:pStyle w:val="Normal"/>
+        <w:spacing w:lineRule="auto" w:line="360" w:before="0" w:after="0"/>
+        <w:ind w:firstLine="709"/>
+        <w:jc w:val="both"/>
+        <w:rPr>
+          <w:rFonts w:ascii="Consolas" w:hAnsi="Consolas"/>
+          <w:b w:val="false"/>
+          <w:bCs w:val="false"/>
+          <w:lang w:val="en-US"/>
+        </w:rPr>
+      </w:pPr>
+      <w:r>
+        <w:rPr>
+          <w:rFonts w:ascii="Consolas" w:hAnsi="Consolas"/>
+          <w:b w:val="false"/>
+          <w:bCs w:val="false"/>
+          <w:lang w:val="en-US"/>
+        </w:rPr>
+      </w:r>
+    </w:p>
+    <w:p>
+      <w:pPr>
+        <w:pStyle w:val="Normal"/>
+        <w:spacing w:lineRule="auto" w:line="360" w:before="0" w:after="0"/>
+        <w:ind w:firstLine="709"/>
+        <w:jc w:val="both"/>
+        <w:rPr>
+          <w:b w:val="false"/>
+          <w:bCs w:val="false"/>
+        </w:rPr>
+      </w:pPr>
+      <w:r>
+        <w:rPr>
+          <w:rFonts w:ascii="Consolas" w:hAnsi="Consolas"/>
+          <w:b w:val="false"/>
+          <w:bCs w:val="false"/>
+          <w:lang w:val="en-US"/>
+        </w:rPr>
+        <w:t xml:space="preserve">    </w:t>
+      </w:r>
+      <w:r>
+        <w:rPr>
+          <w:rFonts w:ascii="Consolas" w:hAnsi="Consolas"/>
+          <w:b w:val="false"/>
+          <w:bCs w:val="false"/>
+          <w:lang w:val="en-US"/>
+        </w:rPr>
+        <w:t>free(arr);</w:t>
+      </w:r>
+    </w:p>
+    <w:p>
+      <w:pPr>
+        <w:pStyle w:val="Normal"/>
+        <w:spacing w:lineRule="auto" w:line="360" w:before="0" w:after="0"/>
+        <w:ind w:firstLine="709"/>
+        <w:jc w:val="both"/>
+        <w:rPr>
+          <w:rFonts w:ascii="Consolas" w:hAnsi="Consolas"/>
+          <w:b w:val="false"/>
+          <w:bCs w:val="false"/>
+          <w:lang w:val="en-US"/>
+        </w:rPr>
+      </w:pPr>
+      <w:r>
+        <w:rPr>
+          <w:rFonts w:ascii="Consolas" w:hAnsi="Consolas"/>
+          <w:b w:val="false"/>
+          <w:bCs w:val="false"/>
+          <w:lang w:val="en-US"/>
+        </w:rPr>
+      </w:r>
+    </w:p>
+    <w:p>
+      <w:pPr>
+        <w:pStyle w:val="Normal"/>
+        <w:spacing w:lineRule="auto" w:line="360" w:before="0" w:after="0"/>
+        <w:ind w:firstLine="709"/>
+        <w:jc w:val="both"/>
+        <w:rPr>
+          <w:b w:val="false"/>
+          <w:bCs w:val="false"/>
+        </w:rPr>
+      </w:pPr>
+      <w:r>
+        <w:rPr>
+          <w:rFonts w:ascii="Consolas" w:hAnsi="Consolas"/>
+          <w:b w:val="false"/>
+          <w:bCs w:val="false"/>
+          <w:lang w:val="en-US"/>
+        </w:rPr>
+        <w:t xml:space="preserve">    </w:t>
+      </w:r>
+      <w:r>
+        <w:rPr>
+          <w:rFonts w:ascii="Consolas" w:hAnsi="Consolas"/>
+          <w:b w:val="false"/>
+          <w:bCs w:val="false"/>
+        </w:rPr>
+        <w:t>return 0;</w:t>
+      </w:r>
+    </w:p>
+    <w:p>
+      <w:pPr>
+        <w:pStyle w:val="Normal"/>
+        <w:spacing w:lineRule="auto" w:line="360" w:before="0" w:after="0"/>
+        <w:ind w:firstLine="709"/>
+        <w:jc w:val="both"/>
+        <w:rPr>
+          <w:rFonts w:ascii="Consolas" w:hAnsi="Consolas"/>
+          <w:b w:val="false"/>
+          <w:bCs w:val="false"/>
+        </w:rPr>
+      </w:pPr>
+      <w:r>
+        <w:rPr>
+          <w:rFonts w:ascii="Consolas" w:hAnsi="Consolas"/>
+          <w:b w:val="false"/>
+          <w:bCs w:val="false"/>
+        </w:rPr>
+        <w:t>}</w:t>
+      </w:r>
+      <w:r>
+        <w:br w:type="page"/>
+      </w:r>
+    </w:p>
+    <w:p>
+      <w:pPr>
+        <w:pStyle w:val="Normal"/>
+        <w:spacing w:lineRule="auto" w:line="360" w:before="0" w:after="0"/>
+        <w:ind w:firstLine="709"/>
+        <w:jc w:val="both"/>
+        <w:rPr>
+          <w:rFonts w:ascii="Consolas" w:hAnsi="Consolas"/>
+          <w:b/>
+          <w:bCs/>
+        </w:rPr>
+      </w:pPr>
+      <w:r>
+        <w:rPr>
+          <w:rFonts w:ascii="Consolas" w:hAnsi="Consolas"/>
+          <w:b/>
+          <w:bCs/>
+        </w:rPr>
+      </w:r>
+    </w:p>
+    <w:p>
+      <w:pPr>
+        <w:pStyle w:val="Normal"/>
+        <w:spacing w:lineRule="auto" w:line="360" w:before="0" w:after="0"/>
+        <w:jc w:val="both"/>
+        <w:rPr>
+          <w:rFonts w:ascii="Times New Roman" w:hAnsi="Times New Roman"/>
+          <w:sz w:val="28"/>
+          <w:szCs w:val="28"/>
+        </w:rPr>
+      </w:pPr>
+      <w:r>
+        <w:rPr>
+          <w:rFonts w:ascii="Times New Roman" w:hAnsi="Times New Roman"/>
+          <w:sz w:val="28"/>
+          <w:szCs w:val="28"/>
+        </w:rPr>
+      </w:r>
+    </w:p>
+    <w:p>
+      <w:pPr>
+        <w:pStyle w:val="Normal"/>
+        <w:spacing w:lineRule="auto" w:line="360" w:before="0" w:after="0"/>
+        <w:ind w:firstLine="709"/>
+        <w:jc w:val="both"/>
+        <w:rPr>
+          <w:b/>
+          <w:bCs/>
+        </w:rPr>
+      </w:pPr>
+      <w:r>
+        <w:rPr>
+          <w:rFonts w:ascii="Times New Roman" w:hAnsi="Times New Roman"/>
+          <w:b/>
+          <w:bCs/>
+          <w:sz w:val="28"/>
+          <w:szCs w:val="28"/>
+        </w:rPr>
+        <w:t>7.</w:t>
+      </w:r>
+      <w:r>
+        <w:rPr>
+          <w:rFonts w:ascii="Times New Roman" w:hAnsi="Times New Roman"/>
+          <w:b/>
+          <w:bCs/>
+          <w:sz w:val="28"/>
+          <w:szCs w:val="28"/>
+        </w:rPr>
+        <w:t xml:space="preserve"> Приложение А</w:t>
       </w:r>
     </w:p>
     <w:p>
@@ -5951,6 +7836,7 @@
     <w:rsid w:val="006c2d0c"/>
     <w:pPr>
       <w:widowControl/>
+      <w:suppressAutoHyphens w:val="true"/>
       <w:bidi w:val="0"/>
       <w:spacing w:lineRule="auto" w:line="276" w:before="0" w:after="200"/>
       <w:jc w:val="start"/>
@@ -5961,7 +7847,7 @@
       <w:kern w:val="0"/>
       <w:sz w:val="22"/>
       <w:szCs w:val="22"/>
-      <w:lang w:eastAsia="en-US" w:bidi="he-IL" w:val="ru-RU"/>
+      <w:lang w:val="ru-RU" w:eastAsia="en-US" w:bidi="he-IL"/>
     </w:rPr>
   </w:style>
   <w:style w:type="character" w:styleId="DefaultParagraphFont" w:default="1">
@@ -6041,14 +7927,14 @@
     <w:rsid w:val="00124eaa"/>
     <w:rPr/>
   </w:style>
-  <w:style w:type="character" w:styleId="Style15">
-    <w:name w:val="Исходный текст"/>
+  <w:style w:type="character" w:styleId="user">
+    <w:name w:val="Исходный текст (user)"/>
     <w:qFormat/>
     <w:rPr>
       <w:rFonts w:ascii="Liberation Mono" w:hAnsi="Liberation Mono" w:eastAsia="Liberation Mono" w:cs="Liberation Mono"/>
     </w:rPr>
   </w:style>
-  <w:style w:type="paragraph" w:styleId="Style16">
+  <w:style w:type="paragraph" w:styleId="Style15">
     <w:name w:val="Заголовок"/>
     <w:basedOn w:val="Normal"/>
     <w:next w:val="BodyText"/>
@@ -6095,8 +7981,34 @@
       <w:szCs w:val="24"/>
     </w:rPr>
   </w:style>
-  <w:style w:type="paragraph" w:styleId="Style17">
+  <w:style w:type="paragraph" w:styleId="Style16">
     <w:name w:val="Указатель"/>
+    <w:basedOn w:val="Normal"/>
+    <w:qFormat/>
+    <w:pPr>
+      <w:suppressLineNumbers/>
+    </w:pPr>
+    <w:rPr>
+      <w:rFonts w:cs="Lucida Sans"/>
+    </w:rPr>
+  </w:style>
+  <w:style w:type="paragraph" w:styleId="user1">
+    <w:name w:val="Заголовок (user)"/>
+    <w:basedOn w:val="Normal"/>
+    <w:next w:val="BodyText"/>
+    <w:qFormat/>
+    <w:pPr>
+      <w:keepNext w:val="true"/>
+      <w:spacing w:before="240" w:after="120"/>
+    </w:pPr>
+    <w:rPr>
+      <w:rFonts w:ascii="Liberation Sans" w:hAnsi="Liberation Sans" w:eastAsia="Microsoft YaHei" w:cs="Lucida Sans"/>
+      <w:sz w:val="28"/>
+      <w:szCs w:val="28"/>
+    </w:rPr>
+  </w:style>
+  <w:style w:type="paragraph" w:styleId="user2">
+    <w:name w:val="Указатель (user)"/>
     <w:basedOn w:val="Normal"/>
     <w:qFormat/>
     <w:pPr>
@@ -6112,6 +8024,7 @@
     <w:rsid w:val="006c2d0c"/>
     <w:pPr>
       <w:widowControl w:val="false"/>
+      <w:suppressAutoHyphens w:val="true"/>
       <w:bidi w:val="0"/>
       <w:spacing w:before="0" w:after="0"/>
       <w:ind w:firstLine="709"/>
@@ -6123,7 +8036,7 @@
       <w:kern w:val="0"/>
       <w:sz w:val="24"/>
       <w:szCs w:val="24"/>
-      <w:lang w:bidi="he-IL" w:val="ru-RU" w:eastAsia="ru-RU"/>
+      <w:lang w:val="ru-RU" w:eastAsia="ru-RU" w:bidi="he-IL"/>
     </w:rPr>
   </w:style>
   <w:style w:type="paragraph" w:styleId="NormalWeb">
@@ -6171,11 +8084,15 @@
     </w:pPr>
     <w:rPr/>
   </w:style>
-  <w:style w:type="numbering" w:styleId="Style18" w:default="1">
-    <w:name w:val="Без списка"/>
+  <w:style w:type="numbering" w:styleId="user3" w:default="1">
+    <w:name w:val="Без списка (user)"/>
     <w:uiPriority w:val="99"/>
     <w:semiHidden/>
     <w:unhideWhenUsed/>
+    <w:qFormat/>
+  </w:style>
+  <w:style w:type="numbering" w:styleId="Style17">
+    <w:name w:val="Без списка"/>
     <w:qFormat/>
   </w:style>
   <w:style w:type="table" w:default="1" w:styleId="a1">
@@ -6237,11 +8154,11 @@
           </c:tx>
           <c:spPr>
             <a:solidFill>
-              <a:srgbClr val="4a7ebb"/>
+              <a:srgbClr val="4A7EBB"/>
             </a:solidFill>
             <a:ln w="28440">
               <a:solidFill>
-                <a:srgbClr val="4a7ebb"/>
+                <a:srgbClr val="4A7EBB"/>
               </a:solidFill>
               <a:round/>
             </a:ln>
@@ -6389,11 +8306,11 @@
           </c:tx>
           <c:spPr>
             <a:solidFill>
-              <a:srgbClr val="be4b48"/>
+              <a:srgbClr val="BE4B48"/>
             </a:solidFill>
             <a:ln w="28440">
               <a:solidFill>
-                <a:srgbClr val="be4b48"/>
+                <a:srgbClr val="BE4B48"/>
               </a:solidFill>
               <a:round/>
             </a:ln>
@@ -6508,11 +8425,11 @@
           </c:tx>
           <c:spPr>
             <a:solidFill>
-              <a:srgbClr val="98b855"/>
+              <a:srgbClr val="98B855"/>
             </a:solidFill>
             <a:ln w="28440">
               <a:solidFill>
-                <a:srgbClr val="98b855"/>
+                <a:srgbClr val="98B855"/>
               </a:solidFill>
               <a:round/>
             </a:ln>
@@ -6619,11 +8536,11 @@
           </c:spPr>
         </c:hiLowLines>
         <c:marker val="0"/>
-        <c:axId val="76438096"/>
-        <c:axId val="40837681"/>
+        <c:axId val="2526314"/>
+        <c:axId val="13944180"/>
       </c:lineChart>
       <c:catAx>
-        <c:axId val="76438096"/>
+        <c:axId val="2526314"/>
         <c:scaling>
           <c:orientation val="minMax"/>
         </c:scaling>
@@ -6656,7 +8573,7 @@
             </a:pPr>
           </a:p>
         </c:txPr>
-        <c:crossAx val="40837681"/>
+        <c:crossAx val="13944180"/>
         <c:crosses val="autoZero"/>
         <c:auto val="1"/>
         <c:lblAlgn val="ctr"/>
@@ -6664,7 +8581,7 @@
         <c:noMultiLvlLbl val="0"/>
       </c:catAx>
       <c:valAx>
-        <c:axId val="40837681"/>
+        <c:axId val="13944180"/>
         <c:scaling>
           <c:orientation val="minMax"/>
         </c:scaling>
@@ -6707,7 +8624,7 @@
             </a:pPr>
           </a:p>
         </c:txPr>
-        <c:crossAx val="76438096"/>
+        <c:crossAx val="2526314"/>
         <c:crosses val="autoZero"/>
         <c:crossBetween val="between"/>
       </c:valAx>
@@ -6725,7 +8642,7 @@
           <c:xMode val="edge"/>
           <c:yMode val="edge"/>
           <c:x val="0.8638125"/>
-          <c:y val="0.392444444444444"/>
+          <c:y val="0.392333333333333"/>
           <c:w val="0.122257641102569"/>
           <c:h val="0.0841204578286476"/>
         </c:manualLayout>
@@ -6758,11 +8675,11 @@
   </c:chart>
   <c:spPr>
     <a:solidFill>
-      <a:srgbClr val="ffffff"/>
+      <a:srgbClr val="FFFFFF"/>
     </a:solidFill>
     <a:ln w="9360">
       <a:solidFill>
-        <a:srgbClr val="d9d9d9"/>
+        <a:srgbClr val="D9D9D9"/>
       </a:solidFill>
       <a:round/>
     </a:ln>
@@ -6780,8 +8697,8 @@
       <cdr:y>0</cdr:y>
     </cdr:from>
     <cdr:to>
-      <cdr:x>0.999936580416033</cdr:x>
-      <cdr:y>0.999882999883</cdr:y>
+      <cdr:x>0.999873160832065</cdr:x>
+      <cdr:y>0.999765999766</cdr:y>
     </cdr:to>
     <cdr:pic>
       <cdr:nvPicPr>
@@ -6795,7 +8712,7 @@
       <cdr:spPr>
         <a:xfrm>
           <a:off x="0" y="0"/>
-          <a:ext cx="5676120" cy="3076560"/>
+          <a:ext cx="5675760" cy="3076200"/>
         </a:xfrm>
         <a:prstGeom prst="rect">
           <a:avLst/>
@@ -6818,34 +8735,34 @@
         <a:srgbClr val="000000"/>
       </a:dk1>
       <a:lt1>
-        <a:srgbClr val="ffffff"/>
+        <a:srgbClr val="FFFFFF"/>
       </a:lt1>
       <a:dk2>
-        <a:srgbClr val="1f497d"/>
+        <a:srgbClr val="1F497D"/>
       </a:dk2>
       <a:lt2>
-        <a:srgbClr val="eeece1"/>
+        <a:srgbClr val="EEECE1"/>
       </a:lt2>
       <a:accent1>
-        <a:srgbClr val="4f81bd"/>
+        <a:srgbClr val="4F81BD"/>
       </a:accent1>
       <a:accent2>
-        <a:srgbClr val="c0504d"/>
+        <a:srgbClr val="C0504D"/>
       </a:accent2>
       <a:accent3>
-        <a:srgbClr val="9bbb59"/>
+        <a:srgbClr val="9BBB59"/>
       </a:accent3>
       <a:accent4>
-        <a:srgbClr val="8064a2"/>
+        <a:srgbClr val="8064A2"/>
       </a:accent4>
       <a:accent5>
-        <a:srgbClr val="4bacc6"/>
+        <a:srgbClr val="4BACC6"/>
       </a:accent5>
       <a:accent6>
-        <a:srgbClr val="f79646"/>
+        <a:srgbClr val="F79646"/>
       </a:accent6>
       <a:hlink>
-        <a:srgbClr val="0000ff"/>
+        <a:srgbClr val="0000FF"/>
       </a:hlink>
       <a:folHlink>
         <a:srgbClr val="800080"/>
